--- a/DSR Reports - Examples/Foremost/EIGHT Report - Dave.docx
+++ b/DSR Reports - Examples/Foremost/EIGHT Report - Dave.docx
@@ -1662,7 +1662,7 @@
           <w:lang w:val="en-NZ"/>
         </w:rPr>
         <w:drawing>
-          <wp:inline distT="0" distB="0" distL="0" distR="0" wp14:anchorId="6E39954F" wp14:editId="16A6522B">
+          <wp:inline distT="0" distB="0" distL="0" distR="0" wp14:anchorId="6E39954F" wp14:editId="2E55A5CB">
             <wp:extent cx="2305878" cy="1812529"/>
             <wp:effectExtent l="0" t="0" r="0" b="0"/>
             <wp:docPr id="471605664" name="Picture 17"/>
@@ -3129,19 +3129,18 @@
         <w:t>00004511.jpg</w:t>
       </w:r>
       <w:r>
-        <w:t xml:space="preserve">. Hidden behind </w:t>
-      </w:r>
-      <w:r>
+        <w:t xml:space="preserve">. Hidden behind the image are images </w:t>
+      </w:r>
+      <w:r>
+        <w:t>00004659.jpg, 00004712.jpg, 00004787.jpg, and 00004806.png</w:t>
+      </w:r>
+    </w:p>
+    <w:p>
+      <w:r>
+        <w:rPr>
+          <w:noProof/>
+        </w:rPr>
         <w:lastRenderedPageBreak/>
-        <w:t xml:space="preserve">the image are images </w:t>
-      </w:r>
-      <w:r>
-        <w:t>00004659.jpg, 00004712.jpg, 00004787.jpg, and 00004806.png</w:t>
-      </w:r>
-      <w:r>
-        <w:rPr>
-          <w:noProof/>
-        </w:rPr>
         <w:drawing>
           <wp:inline distT="0" distB="0" distL="0" distR="0" wp14:anchorId="230E9BCA" wp14:editId="0EE272FE">
             <wp:extent cx="2889064" cy="3199544"/>
@@ -3192,7 +3191,7 @@
           <w:noProof/>
         </w:rPr>
         <w:drawing>
-          <wp:inline distT="0" distB="0" distL="0" distR="0" wp14:anchorId="34DC88CC" wp14:editId="13C8ABFF">
+          <wp:inline distT="0" distB="0" distL="0" distR="0" wp14:anchorId="34DC88CC" wp14:editId="5A66218D">
             <wp:extent cx="2910177" cy="3480542"/>
             <wp:effectExtent l="0" t="0" r="5080" b="5715"/>
             <wp:docPr id="1532010915" name="Picture 1"/>
@@ -3215,7 +3214,7 @@
                   <pic:spPr>
                     <a:xfrm>
                       <a:off x="0" y="0"/>
-                      <a:ext cx="2942577" cy="3519292"/>
+                      <a:ext cx="2910177" cy="3480542"/>
                     </a:xfrm>
                     <a:prstGeom prst="rect">
                       <a:avLst/>
@@ -3234,6 +3233,33 @@
       </w:pPr>
       <w:bookmarkStart w:id="5" w:name="_Toc240987053"/>
       <w:r>
+        <w:br/>
+      </w:r>
+    </w:p>
+    <w:p>
+      <w:pPr>
+        <w:spacing w:after="160" w:line="278" w:lineRule="auto"/>
+        <w:rPr>
+          <w:rFonts w:eastAsiaTheme="majorEastAsia" w:cstheme="majorBidi"/>
+          <w:b/>
+          <w:bCs/>
+          <w:kern w:val="2"/>
+          <w:sz w:val="28"/>
+          <w:szCs w:val="26"/>
+          <w:lang w:val="en-NZ"/>
+          <w14:ligatures w14:val="standardContextual"/>
+        </w:rPr>
+      </w:pPr>
+      <w:r>
+        <w:br w:type="page"/>
+      </w:r>
+    </w:p>
+    <w:p>
+      <w:pPr>
+        <w:pStyle w:val="Heading2"/>
+      </w:pPr>
+      <w:r>
+        <w:lastRenderedPageBreak/>
         <w:t>ZIP</w:t>
       </w:r>
       <w:bookmarkEnd w:id="5"/>
@@ -3294,7 +3320,6 @@
           <w:noProof/>
           <w:lang w:val="en-NZ"/>
         </w:rPr>
-        <w:lastRenderedPageBreak/>
         <w:drawing>
           <wp:inline distT="0" distB="0" distL="0" distR="0" wp14:anchorId="1FF2F91D" wp14:editId="5958657A">
             <wp:extent cx="5731510" cy="3058160"/>
@@ -3686,9 +3711,18 @@
     </w:p>
     <w:p>
       <w:pPr>
+        <w:spacing w:after="160" w:line="278" w:lineRule="auto"/>
+      </w:pPr>
+      <w:r>
+        <w:br w:type="page"/>
+      </w:r>
+    </w:p>
+    <w:p>
+      <w:pPr>
         <w:pStyle w:val="Heading4"/>
       </w:pPr>
       <w:r>
+        <w:lastRenderedPageBreak/>
         <w:t xml:space="preserve">00016235.png </w:t>
       </w:r>
     </w:p>
@@ -3734,7 +3768,6 @@
         <w:rPr>
           <w:noProof/>
         </w:rPr>
-        <w:lastRenderedPageBreak/>
         <w:drawing>
           <wp:inline distT="0" distB="0" distL="0" distR="0" wp14:anchorId="297108DA" wp14:editId="706D4D7D">
             <wp:extent cx="1216660" cy="1057275"/>
@@ -4346,6 +4379,7 @@
         <w:pStyle w:val="Heading4"/>
       </w:pPr>
       <w:r>
+        <w:lastRenderedPageBreak/>
         <w:t>00016291.png</w:t>
       </w:r>
     </w:p>
@@ -4414,7 +4448,6 @@
     </w:p>
     <w:p>
       <w:r>
-        <w:lastRenderedPageBreak/>
         <w:t xml:space="preserve">  </w:t>
       </w:r>
       <w:r>
@@ -4844,9 +4877,9 @@
           <w:noProof/>
         </w:rPr>
         <w:drawing>
-          <wp:inline distT="0" distB="0" distL="0" distR="0" wp14:anchorId="4B09C226" wp14:editId="5069F9F4">
-            <wp:extent cx="1311910" cy="437515"/>
-            <wp:effectExtent l="0" t="0" r="2540" b="635"/>
+          <wp:inline distT="0" distB="0" distL="0" distR="0" wp14:anchorId="4B09C226" wp14:editId="5418BA63">
+            <wp:extent cx="2221862" cy="740979"/>
+            <wp:effectExtent l="0" t="0" r="7620" b="2540"/>
             <wp:docPr id="690403678" name="Picture 35"/>
             <wp:cNvGraphicFramePr>
               <a:graphicFrameLocks xmlns:a="http://schemas.openxmlformats.org/drawingml/2006/main" noChangeAspect="1"/>
@@ -4876,7 +4909,7 @@
                   <pic:spPr bwMode="auto">
                     <a:xfrm>
                       <a:off x="0" y="0"/>
-                      <a:ext cx="1311910" cy="437515"/>
+                      <a:ext cx="2249716" cy="750268"/>
                     </a:xfrm>
                     <a:prstGeom prst="rect">
                       <a:avLst/>
@@ -4898,6 +4931,7 @@
         <w:pStyle w:val="Heading4"/>
       </w:pPr>
       <w:r>
+        <w:lastRenderedPageBreak/>
         <w:t>00016298.png</w:t>
       </w:r>
     </w:p>
@@ -4911,13 +4945,7 @@
         <w:rPr>
           <w:lang w:val="en-NZ"/>
         </w:rPr>
-        <w:t xml:space="preserve">Appears to be </w:t>
-      </w:r>
-      <w:r>
-        <w:rPr>
-          <w:lang w:val="en-NZ"/>
-        </w:rPr>
-        <w:t xml:space="preserve">a </w:t>
+        <w:t xml:space="preserve">Appears to be a </w:t>
       </w:r>
       <w:r>
         <w:rPr>
@@ -4929,19 +4957,7 @@
         <w:rPr>
           <w:lang w:val="en-NZ"/>
         </w:rPr>
-        <w:t>font asset</w:t>
-      </w:r>
-      <w:r>
-        <w:rPr>
-          <w:lang w:val="en-NZ"/>
-        </w:rPr>
-        <w:t xml:space="preserve"> for a game.</w:t>
-      </w:r>
-      <w:r>
-        <w:rPr>
-          <w:lang w:val="en-NZ"/>
-        </w:rPr>
-        <w:t xml:space="preserve"> </w:t>
+        <w:t xml:space="preserve">font asset for a game. </w:t>
       </w:r>
     </w:p>
     <w:p>
@@ -5009,7 +5025,6 @@
         <w:pStyle w:val="Heading4"/>
       </w:pPr>
       <w:r>
-        <w:lastRenderedPageBreak/>
         <w:t xml:space="preserve">00016224.png </w:t>
       </w:r>
     </w:p>
@@ -5305,13 +5320,21 @@
         <w:rPr>
           <w:lang w:val="en-GB"/>
         </w:rPr>
-        <w:t>G</w:t>
-      </w:r>
+        <w:t>Ganaste</w:t>
+      </w:r>
+      <w:proofErr w:type="spellEnd"/>
       <w:r>
         <w:rPr>
           <w:lang w:val="en-GB"/>
         </w:rPr>
-        <w:t>anaste</w:t>
+        <w:t xml:space="preserve">! </w:t>
+      </w:r>
+      <w:proofErr w:type="spellStart"/>
+      <w:r>
+        <w:rPr>
+          <w:lang w:val="en-GB"/>
+        </w:rPr>
+        <w:t>Perdiste</w:t>
       </w:r>
       <w:proofErr w:type="spellEnd"/>
       <w:r>
@@ -5325,103 +5348,35 @@
         <w:rPr>
           <w:lang w:val="en-GB"/>
         </w:rPr>
-        <w:t>Perdiste</w:t>
+        <w:t>Supernado</w:t>
       </w:r>
       <w:proofErr w:type="spellEnd"/>
       <w:r>
         <w:rPr>
           <w:lang w:val="en-GB"/>
         </w:rPr>
-        <w:t xml:space="preserve">! </w:t>
+        <w:t xml:space="preserve">, </w:t>
       </w:r>
       <w:proofErr w:type="spellStart"/>
       <w:r>
         <w:rPr>
           <w:lang w:val="en-GB"/>
         </w:rPr>
-        <w:t>S</w:t>
-      </w:r>
+        <w:t>Retrantes</w:t>
+      </w:r>
+      <w:proofErr w:type="spellEnd"/>
       <w:r>
         <w:rPr>
           <w:lang w:val="en-GB"/>
         </w:rPr>
-        <w:t>upernado</w:t>
-      </w:r>
-      <w:proofErr w:type="spellEnd"/>
+        <w:t xml:space="preserve">, Nivel, Objective, </w:t>
+      </w:r>
+      <w:proofErr w:type="spellStart"/>
       <w:r>
         <w:rPr>
           <w:lang w:val="en-GB"/>
         </w:rPr>
-        <w:t xml:space="preserve">, </w:t>
-      </w:r>
-      <w:proofErr w:type="spellStart"/>
-      <w:r>
-        <w:rPr>
-          <w:lang w:val="en-GB"/>
-        </w:rPr>
-        <w:t>R</w:t>
-      </w:r>
-      <w:r>
-        <w:rPr>
-          <w:lang w:val="en-GB"/>
-        </w:rPr>
-        <w:t>etrantes</w:t>
-      </w:r>
-      <w:proofErr w:type="spellEnd"/>
-      <w:r>
-        <w:rPr>
-          <w:lang w:val="en-GB"/>
-        </w:rPr>
-        <w:t xml:space="preserve">, </w:t>
-      </w:r>
-      <w:r>
-        <w:rPr>
-          <w:lang w:val="en-GB"/>
-        </w:rPr>
-        <w:t>N</w:t>
-      </w:r>
-      <w:r>
-        <w:rPr>
-          <w:lang w:val="en-GB"/>
-        </w:rPr>
-        <w:t xml:space="preserve">ivel, </w:t>
-      </w:r>
-      <w:r>
-        <w:rPr>
-          <w:lang w:val="en-GB"/>
-        </w:rPr>
-        <w:t>O</w:t>
-      </w:r>
-      <w:r>
-        <w:rPr>
-          <w:lang w:val="en-GB"/>
-        </w:rPr>
-        <w:t xml:space="preserve">bjective, </w:t>
-      </w:r>
-      <w:proofErr w:type="spellStart"/>
-      <w:r>
-        <w:rPr>
-          <w:lang w:val="en-GB"/>
-        </w:rPr>
-        <w:t>B</w:t>
-      </w:r>
-      <w:r>
-        <w:rPr>
-          <w:lang w:val="en-GB"/>
-        </w:rPr>
-        <w:t>loq</w:t>
-      </w:r>
-      <w:r>
-        <w:rPr>
-          <w:lang w:val="en-GB"/>
-        </w:rPr>
-        <w:t>u</w:t>
-      </w:r>
-      <w:r>
-        <w:rPr>
-          <w:lang w:val="en-GB"/>
-        </w:rPr>
-        <w:t>es</w:t>
+        <w:t>Bloques</w:t>
       </w:r>
       <w:proofErr w:type="spellEnd"/>
       <w:r>
@@ -5516,6 +5471,7 @@
       </w:pPr>
       <w:bookmarkStart w:id="7" w:name="_Toc240987055"/>
       <w:r>
+        <w:lastRenderedPageBreak/>
         <w:t>PDF</w:t>
       </w:r>
       <w:bookmarkEnd w:id="7"/>
@@ -5561,7 +5517,6 @@
       </w:pPr>
       <w:bookmarkStart w:id="8" w:name="_Toc240987056"/>
       <w:r>
-        <w:lastRenderedPageBreak/>
         <w:t>Time Taken – 4 hours</w:t>
       </w:r>
       <w:bookmarkEnd w:id="8"/>
@@ -6191,6 +6146,7 @@
   <w:style w:type="character" w:default="1" w:styleId="DefaultParagraphFont">
     <w:name w:val="Default Paragraph Font"/>
     <w:uiPriority w:val="1"/>
+    <w:semiHidden/>
     <w:unhideWhenUsed/>
   </w:style>
   <w:style w:type="table" w:default="1" w:styleId="TableNormal">
